--- a/src/main/resources/historico_campus_paulista.docx
+++ b/src/main/resources/historico_campus_paulista.docx
@@ -6,12 +6,17 @@
       <w:pPr>
         <w:pStyle w:val="Normal"/>
         <w:bidi w:val="0"/>
-        <w:jc w:val="both"/>
-        <w:rPr/>
-      </w:pPr>
-      <w:r>
-        <w:rPr/>
-        <w:tab/>
+        <w:spacing w:lineRule="auto" w:line="360"/>
+        <w:ind w:firstLine="709"/>
+        <w:jc w:val="both"/>
+        <w:rPr>
+          <w:rFonts w:ascii="Times New Roman" w:hAnsi="Times New Roman"/>
+        </w:rPr>
+      </w:pPr>
+      <w:r>
+        <w:rPr>
+          <w:rFonts w:ascii="Times New Roman" w:hAnsi="Times New Roman"/>
+        </w:rPr>
         <w:t>O Instituto Federal de Educação, Ciência e Tecnologia de Pernambuco (IFPE) – Campus Paulista integra a terceira fase de expansão da Rede Federal de Educação Profissional, Científica e Tecnológica, instituída pela Lei nº 11.195/2005, juntamente com os campi de Abreu e Lima, Cabo de Santo Agostinho, Igarassu, Jaboatão dos Guararapes, Olinda e Palmares. Sua criação resultou de um compromisso firmado entre o Governo Federal e o Poder Executivo Municipal em agosto de 2011, sendo oficialmente inaugurado em 16 de outubro de 2014, com funcionamento provisório nas instalações da Faculdade de Saúde de Paulista (FASUP).</w:t>
       </w:r>
     </w:p>
@@ -19,12 +24,17 @@
       <w:pPr>
         <w:pStyle w:val="Normal"/>
         <w:bidi w:val="0"/>
-        <w:jc w:val="both"/>
-        <w:rPr/>
-      </w:pPr>
-      <w:r>
-        <w:rPr/>
-        <w:tab/>
+        <w:spacing w:lineRule="auto" w:line="360"/>
+        <w:ind w:firstLine="709"/>
+        <w:jc w:val="both"/>
+        <w:rPr>
+          <w:rFonts w:ascii="Times New Roman" w:hAnsi="Times New Roman"/>
+        </w:rPr>
+      </w:pPr>
+      <w:r>
+        <w:rPr>
+          <w:rFonts w:ascii="Times New Roman" w:hAnsi="Times New Roman"/>
+        </w:rPr>
         <w:t>Com o propósito de alinhar sua oferta formativa às demandas regionais, o Campus Paulista promoveu um processo estruturado de diagnóstico, que envolveu a contratação de consultoria especializada para identificar as necessidades do mercado de trabalho e a realização de uma audiência pública destinada a ouvir a comunidade e considerar seus interesses na definição dos cursos a serem implantados.</w:t>
       </w:r>
     </w:p>
@@ -32,12 +42,17 @@
       <w:pPr>
         <w:pStyle w:val="Normal"/>
         <w:bidi w:val="0"/>
-        <w:jc w:val="both"/>
-        <w:rPr/>
-      </w:pPr>
-      <w:r>
-        <w:rPr/>
-        <w:tab/>
+        <w:spacing w:lineRule="auto" w:line="360"/>
+        <w:ind w:firstLine="709"/>
+        <w:jc w:val="both"/>
+        <w:rPr>
+          <w:rFonts w:ascii="Times New Roman" w:hAnsi="Times New Roman"/>
+        </w:rPr>
+      </w:pPr>
+      <w:r>
+        <w:rPr>
+          <w:rFonts w:ascii="Times New Roman" w:hAnsi="Times New Roman"/>
+        </w:rPr>
         <w:t>Esse processo participativo possibilitou que a atuação institucional fosse planejada em consonância com as características socioeconômicas do município, cuja dinâmica é marcada pela forte presença dos setores de serviços, comércio e indústria, além do crescente protagonismo do turismo como vetor de desenvolvimento.</w:t>
       </w:r>
     </w:p>
@@ -45,22 +60,28 @@
       <w:pPr>
         <w:pStyle w:val="Normal"/>
         <w:bidi w:val="0"/>
-        <w:jc w:val="both"/>
-        <w:rPr/>
-      </w:pPr>
-      <w:r>
-        <w:rPr/>
-        <w:tab/>
+        <w:spacing w:lineRule="auto" w:line="360"/>
+        <w:ind w:firstLine="709"/>
+        <w:jc w:val="both"/>
+        <w:rPr>
+          <w:rFonts w:ascii="Times New Roman" w:hAnsi="Times New Roman"/>
+        </w:rPr>
+      </w:pPr>
+      <w:r>
+        <w:rPr>
+          <w:rFonts w:ascii="Times New Roman" w:hAnsi="Times New Roman"/>
+        </w:rPr>
         <w:t>Dessa forma, o IFPE Campus Paulista consolida-se como um espaço estratégico para a formação profissional e para a promoção do desenvolvimento sustentável, assumindo papel relevante na transformação social e econômica da região.</w:t>
       </w:r>
     </w:p>
     <w:sectPr>
       <w:type w:val="nextPage"/>
       <w:pgSz w:w="11906" w:h="16838"/>
-      <w:pgMar w:left="1134" w:right="1134" w:gutter="0" w:header="0" w:top="1134" w:footer="0" w:bottom="1134"/>
+      <w:pgMar w:left="1701" w:right="1134" w:gutter="0" w:header="0" w:top="1701" w:footer="0" w:bottom="1134"/>
       <w:pgNumType w:fmt="decimal"/>
       <w:formProt w:val="false"/>
       <w:textDirection w:val="lrTb"/>
+      <w:docGrid w:type="default" w:linePitch="100" w:charSpace="0"/>
     </w:sectPr>
   </w:body>
 </w:document>
@@ -80,7 +101,6 @@
     </w:rPrDefault>
     <w:pPrDefault>
       <w:pPr>
-        <w:widowControl/>
         <w:suppressAutoHyphens w:val="true"/>
       </w:pPr>
     </w:pPrDefault>
@@ -90,7 +110,10 @@
     <w:qFormat/>
     <w:pPr>
       <w:widowControl/>
+      <w:suppressAutoHyphens w:val="true"/>
       <w:bidi w:val="0"/>
+      <w:spacing w:before="0" w:after="0"/>
+      <w:jc w:val="left"/>
     </w:pPr>
     <w:rPr>
       <w:rFonts w:ascii="Liberation Serif" w:hAnsi="Liberation Serif" w:eastAsia="Noto Serif CJK SC" w:cs="FreeSans"/>

--- a/src/main/resources/historico_campus_paulista.docx
+++ b/src/main/resources/historico_campus_paulista.docx
@@ -4,74 +4,68 @@
   <w:body>
     <w:p>
       <w:pPr>
-        <w:pStyle w:val="Normal"/>
+        <w:pStyle w:val="Heading2"/>
         <w:bidi w:val="0"/>
-        <w:spacing w:lineRule="auto" w:line="360"/>
+        <w:spacing w:lineRule="auto" w:line="360" w:before="200" w:after="120"/>
         <w:ind w:firstLine="709"/>
         <w:jc w:val="both"/>
         <w:rPr>
           <w:rFonts w:ascii="Times New Roman" w:hAnsi="Times New Roman"/>
+          <w:sz w:val="24"/>
+          <w:szCs w:val="24"/>
+        </w:rPr>
+      </w:pPr>
+      <w:bookmarkStart w:id="0" w:name="docs-internal-guid-abbbdf82-7fff-98fb-b6"/>
+      <w:bookmarkEnd w:id="0"/>
+      <w:r>
+        <w:rPr>
+          <w:rFonts w:ascii="Times New Roman" w:hAnsi="Times New Roman"/>
+          <w:b w:val="false"/>
+          <w:i w:val="false"/>
+          <w:caps w:val="false"/>
+          <w:smallCaps w:val="false"/>
+          <w:strike w:val="false"/>
+          <w:dstrike w:val="false"/>
+          <w:color w:val="000000"/>
+          <w:sz w:val="24"/>
+          <w:szCs w:val="24"/>
+          <w:u w:val="none"/>
+          <w:effect w:val="none"/>
+          <w:shd w:fill="auto" w:val="clear"/>
+        </w:rPr>
+        <w:t>O Instituto Federal de Educação, Ciência e Tecnologia de Pernambuco – Campus Paulista integra a terceira fase de expansão da Rede Federal de Educação Profissional, Científica e Tecnológica, instituída pela Lei nº 11.195, de 2005, ao lado dos campi Abreu e Lima, Cabo de Santo Agostinho, Igarassu, Jaboatão dos Guararapes, Olinda e Palmares. Sua criação resultou de um compromisso firmado entre o Governo Federal e o Poder Executivo Municipal em agosto de 2011, e sua inauguração oficial ocorreu em 16 de outubro de 2014, com funcionamento provisório nas instalações da Faculdade de Saúde de Paulista (FASUP). Com o objetivo de alinhar sua oferta formativa às demandas regionais, o Campus Paulista promoveu um processo estruturado de diagnóstico, que envolveu a contratação de consultoria especializada para identificar as necessidades do mercado de trabalho e a realização de audiência pública, destinada a ouvir a comunidade e considerar seus interesses na definição dos cursos a serem implantados.</w:t>
+      </w:r>
+    </w:p>
+    <w:p>
+      <w:pPr>
+        <w:pStyle w:val="BodyText"/>
+        <w:spacing w:lineRule="auto" w:line="360" w:before="0" w:after="0"/>
+        <w:ind w:hanging="0" w:left="0" w:right="0"/>
+        <w:jc w:val="both"/>
+        <w:rPr>
+          <w:rFonts w:ascii="Times New Roman" w:hAnsi="Times New Roman"/>
+          <w:sz w:val="24"/>
+          <w:szCs w:val="24"/>
         </w:rPr>
       </w:pPr>
       <w:r>
         <w:rPr>
           <w:rFonts w:ascii="Times New Roman" w:hAnsi="Times New Roman"/>
+          <w:b w:val="false"/>
+          <w:i w:val="false"/>
+          <w:caps w:val="false"/>
+          <w:smallCaps w:val="false"/>
+          <w:strike w:val="false"/>
+          <w:dstrike w:val="false"/>
+          <w:color w:val="000000"/>
+          <w:sz w:val="24"/>
+          <w:szCs w:val="24"/>
+          <w:u w:val="none"/>
+          <w:effect w:val="none"/>
+          <w:shd w:fill="auto" w:val="clear"/>
         </w:rPr>
-        <w:t>O Instituto Federal de Educação, Ciência e Tecnologia de Pernambuco (IFPE) – Campus Paulista integra a terceira fase de expansão da Rede Federal de Educação Profissional, Científica e Tecnológica, instituída pela Lei nº 11.195/2005, juntamente com os campi de Abreu e Lima, Cabo de Santo Agostinho, Igarassu, Jaboatão dos Guararapes, Olinda e Palmares. Sua criação resultou de um compromisso firmado entre o Governo Federal e o Poder Executivo Municipal em agosto de 2011, sendo oficialmente inaugurado em 16 de outubro de 2014, com funcionamento provisório nas instalações da Faculdade de Saúde de Paulista (FASUP).</w:t>
-      </w:r>
-    </w:p>
-    <w:p>
-      <w:pPr>
-        <w:pStyle w:val="Normal"/>
-        <w:bidi w:val="0"/>
-        <w:spacing w:lineRule="auto" w:line="360"/>
-        <w:ind w:firstLine="709"/>
-        <w:jc w:val="both"/>
-        <w:rPr>
-          <w:rFonts w:ascii="Times New Roman" w:hAnsi="Times New Roman"/>
-        </w:rPr>
-      </w:pPr>
-      <w:r>
-        <w:rPr>
-          <w:rFonts w:ascii="Times New Roman" w:hAnsi="Times New Roman"/>
-        </w:rPr>
-        <w:t>Com o propósito de alinhar sua oferta formativa às demandas regionais, o Campus Paulista promoveu um processo estruturado de diagnóstico, que envolveu a contratação de consultoria especializada para identificar as necessidades do mercado de trabalho e a realização de uma audiência pública destinada a ouvir a comunidade e considerar seus interesses na definição dos cursos a serem implantados.</w:t>
-      </w:r>
-    </w:p>
-    <w:p>
-      <w:pPr>
-        <w:pStyle w:val="Normal"/>
-        <w:bidi w:val="0"/>
-        <w:spacing w:lineRule="auto" w:line="360"/>
-        <w:ind w:firstLine="709"/>
-        <w:jc w:val="both"/>
-        <w:rPr>
-          <w:rFonts w:ascii="Times New Roman" w:hAnsi="Times New Roman"/>
-        </w:rPr>
-      </w:pPr>
-      <w:r>
-        <w:rPr>
-          <w:rFonts w:ascii="Times New Roman" w:hAnsi="Times New Roman"/>
-        </w:rPr>
-        <w:t>Esse processo participativo possibilitou que a atuação institucional fosse planejada em consonância com as características socioeconômicas do município, cuja dinâmica é marcada pela forte presença dos setores de serviços, comércio e indústria, além do crescente protagonismo do turismo como vetor de desenvolvimento.</w:t>
-      </w:r>
-    </w:p>
-    <w:p>
-      <w:pPr>
-        <w:pStyle w:val="Normal"/>
-        <w:bidi w:val="0"/>
-        <w:spacing w:lineRule="auto" w:line="360"/>
-        <w:ind w:firstLine="709"/>
-        <w:jc w:val="both"/>
-        <w:rPr>
-          <w:rFonts w:ascii="Times New Roman" w:hAnsi="Times New Roman"/>
-        </w:rPr>
-      </w:pPr>
-      <w:r>
-        <w:rPr>
-          <w:rFonts w:ascii="Times New Roman" w:hAnsi="Times New Roman"/>
-        </w:rPr>
-        <w:t>Dessa forma, o IFPE Campus Paulista consolida-se como um espaço estratégico para a formação profissional e para a promoção do desenvolvimento sustentável, assumindo papel relevante na transformação social e econômica da região.</w:t>
+        <w:tab/>
+        <w:t>Esse processo participativo permitiu que a atuação institucional fosse planejada em sintonia com as características socioeconômicas do município, cuja dinâmica é marcada pela forte presença dos setores de serviços, comércio e indústria, além do crescimento do turismo como vetor de desenvolvimento. Assim, o IFPE Campus Paulista consolida-se como espaço estratégico para a formação profissional e para a promoção do desenvolvimento sustentável, assumindo papel relevante na transformação social e econômica da região.</w:t>
       </w:r>
     </w:p>
     <w:sectPr>
@@ -122,6 +116,23 @@
       <w:sz w:val="24"/>
       <w:szCs w:val="24"/>
       <w:lang w:val="pt-BR" w:eastAsia="zh-CN" w:bidi="hi-IN"/>
+    </w:rPr>
+  </w:style>
+  <w:style w:type="paragraph" w:styleId="Heading2">
+    <w:name w:val="heading 2"/>
+    <w:basedOn w:val="Heading"/>
+    <w:next w:val="BodyText"/>
+    <w:qFormat/>
+    <w:pPr>
+      <w:spacing w:before="200" w:after="120"/>
+      <w:outlineLvl w:val="1"/>
+    </w:pPr>
+    <w:rPr>
+      <w:rFonts w:ascii="Liberation Serif" w:hAnsi="Liberation Serif" w:eastAsia="Noto Serif CJK SC" w:cs="FreeSans"/>
+      <w:b/>
+      <w:bCs/>
+      <w:sz w:val="36"/>
+      <w:szCs w:val="36"/>
     </w:rPr>
   </w:style>
   <w:style w:type="paragraph" w:styleId="Heading">
